--- a/demo1/en-US/beta4/Documentation.docx
+++ b/demo1/en-US/beta4/Documentation.docx
@@ -7,7 +7,7 @@
         <w:pStyle w:val="Title"/>
       </w:pPr>
       <w:r>
-        <w:t>Atmosphere Demo 1 Documentation (Fourth Edition)</w:t>
+        <w:t>Atmosphere Demo 1 Documentation (Fourth Edition · Demo 1 Final)</w:t>
       </w:r>
     </w:p>
     <w:p>
